--- a/06_Final_Report/Final_Research_Report.docx
+++ b/06_Final_Report/Final_Research_Report.docx
@@ -187,6 +187,297 @@
       </w:r>
     </w:p>
     <w:p>
+      <w:pPr>
+        <w:pStyle w:val="Heading1"/>
+        <w:spacing w:after="200" w:line="300"/>
+      </w:pPr>
+      <w:r>
+        <w:rPr>
+          <w:rFonts w:ascii="Times New Roman" w:hAnsi="Times New Roman"/>
+          <w:b/>
+          <w:i w:val="0"/>
+          <w:color w:val="1F1F1F"/>
+          <w:sz w:val="28"/>
+        </w:rPr>
+        <w:t>Preface</w:t>
+      </w:r>
+    </w:p>
+    <w:p>
+      <w:pPr>
+        <w:pStyle w:val="Heading2"/>
+        <w:spacing w:after="200" w:line="300"/>
+      </w:pPr>
+      <w:r>
+        <w:rPr>
+          <w:rFonts w:ascii="Times New Roman" w:hAnsi="Times New Roman"/>
+          <w:b/>
+          <w:i w:val="0"/>
+          <w:color w:val="1F1F1F"/>
+          <w:sz w:val="28"/>
+        </w:rPr>
+        <w:t>Context</w:t>
+      </w:r>
+    </w:p>
+    <w:p>
+      <w:pPr>
+        <w:spacing w:after="200" w:line="300"/>
+        <w:jc w:val="both"/>
+      </w:pPr>
+      <w:r>
+        <w:rPr>
+          <w:rFonts w:ascii="Times New Roman" w:hAnsi="Times New Roman"/>
+          <w:b w:val="0"/>
+          <w:i w:val="0"/>
+          <w:sz w:val="22"/>
+        </w:rPr>
+        <w:t>This report documents an eight-week internship research project undertaken at the National Engineering and Scientific Commission (NESCOM), Center of Excellence in Nanotechnology (CENTech), under the supervision of Mr. Uzair, by a Computer Science student at the Institute of Space Technology (KICSIT). The project's brief was to design and execute a scientific evaluation framework capable of benchmarking freely accessible large language models on objective, statistically defensible grounds, following the research questions, methodology, and deliverables specified in the originating project proposal.</w:t>
+      </w:r>
+    </w:p>
+    <w:p>
+      <w:pPr>
+        <w:pStyle w:val="Heading2"/>
+        <w:spacing w:after="200" w:line="300"/>
+      </w:pPr>
+      <w:r>
+        <w:rPr>
+          <w:rFonts w:ascii="Times New Roman" w:hAnsi="Times New Roman"/>
+          <w:b/>
+          <w:i w:val="0"/>
+          <w:color w:val="1F1F1F"/>
+          <w:sz w:val="28"/>
+        </w:rPr>
+        <w:t>Problem Statement</w:t>
+      </w:r>
+    </w:p>
+    <w:p>
+      <w:pPr>
+        <w:spacing w:after="200" w:line="300"/>
+        <w:jc w:val="both"/>
+      </w:pPr>
+      <w:r>
+        <w:rPr>
+          <w:rFonts w:ascii="Times New Roman" w:hAnsi="Times New Roman"/>
+          <w:b w:val="0"/>
+          <w:i w:val="0"/>
+          <w:sz w:val="22"/>
+        </w:rPr>
+        <w:t>Practitioners choosing a free-tier LLM provider typically have no rigorous basis for that choice: automated judge pipelines are rarely validated against human judgment, a single evaluation run conflates genuine capability with sampling noise, and reported score differences between providers are frequently presented without any accompanying significance test. Free-tier infrastructure itself is also volatile in ways rarely documented by the researchers who encounter it. This project set out to address all four gaps directly, within an eight-week academic timeframe and without institutional API budget.</w:t>
+      </w:r>
+    </w:p>
+    <w:p>
+      <w:pPr>
+        <w:pStyle w:val="Heading2"/>
+        <w:spacing w:after="200" w:line="300"/>
+      </w:pPr>
+      <w:r>
+        <w:rPr>
+          <w:rFonts w:ascii="Times New Roman" w:hAnsi="Times New Roman"/>
+          <w:b/>
+          <w:i w:val="0"/>
+          <w:color w:val="1F1F1F"/>
+          <w:sz w:val="28"/>
+        </w:rPr>
+        <w:t>Proposed Solution, in Sequence</w:t>
+      </w:r>
+    </w:p>
+    <w:p>
+      <w:pPr>
+        <w:spacing w:after="200" w:line="300"/>
+        <w:jc w:val="both"/>
+      </w:pPr>
+      <w:r>
+        <w:rPr>
+          <w:rFonts w:ascii="Times New Roman" w:hAnsi="Times New Roman"/>
+          <w:b w:val="0"/>
+          <w:i w:val="0"/>
+          <w:sz w:val="22"/>
+        </w:rPr>
+        <w:t>The solution was executed as eight sequential phases, each building on the verified output of the one before it:</w:t>
+      </w:r>
+    </w:p>
+    <w:p>
+      <w:pPr>
+        <w:spacing w:after="200" w:line="300"/>
+        <w:jc w:val="both"/>
+      </w:pPr>
+      <w:r>
+        <w:rPr>
+          <w:rFonts w:ascii="Times New Roman" w:hAnsi="Times New Roman"/>
+          <w:b w:val="0"/>
+          <w:i w:val="0"/>
+          <w:sz w:val="22"/>
+        </w:rPr>
+        <w:t>•  Week 1 — Framework initialization: repository structure, master scoring rubric, and the three research hypotheses (H1, H2, H3) formulated.</w:t>
+      </w:r>
+    </w:p>
+    <w:p>
+      <w:pPr>
+        <w:spacing w:after="200" w:line="300"/>
+        <w:jc w:val="both"/>
+      </w:pPr>
+      <w:r>
+        <w:rPr>
+          <w:rFonts w:ascii="Times New Roman" w:hAnsi="Times New Roman"/>
+          <w:b w:val="0"/>
+          <w:i w:val="0"/>
+          <w:sz w:val="22"/>
+        </w:rPr>
+        <w:t>•  Week 2 — Automation pipeline: a fault-tolerant runner (throttling, backoff, atomic writes, resume-by-cache) built and unit-tested against a development provider.</w:t>
+      </w:r>
+    </w:p>
+    <w:p>
+      <w:pPr>
+        <w:spacing w:after="200" w:line="300"/>
+        <w:jc w:val="both"/>
+      </w:pPr>
+      <w:r>
+        <w:rPr>
+          <w:rFonts w:ascii="Times New Roman" w:hAnsi="Times New Roman"/>
+          <w:b w:val="0"/>
+          <w:i w:val="0"/>
+          <w:sz w:val="22"/>
+        </w:rPr>
+        <w:t>•  Week 3 — Dataset curation: 220 original prompts authored across ten capability categories, structurally validated.</w:t>
+      </w:r>
+    </w:p>
+    <w:p>
+      <w:pPr>
+        <w:spacing w:after="200" w:line="300"/>
+        <w:jc w:val="both"/>
+      </w:pPr>
+      <w:r>
+        <w:rPr>
+          <w:rFonts w:ascii="Times New Roman" w:hAnsi="Times New Roman"/>
+          <w:b w:val="0"/>
+          <w:i w:val="0"/>
+          <w:sz w:val="22"/>
+        </w:rPr>
+        <w:t>•  Week 4 — Multi-provider data collection: 900 real API calls across Gemini, Mistral, and Groq, with environment and latency instrumentation.</w:t>
+      </w:r>
+    </w:p>
+    <w:p>
+      <w:pPr>
+        <w:spacing w:after="200" w:line="300"/>
+        <w:jc w:val="both"/>
+      </w:pPr>
+      <w:r>
+        <w:rPr>
+          <w:rFonts w:ascii="Times New Roman" w:hAnsi="Times New Roman"/>
+          <w:b w:val="0"/>
+          <w:i w:val="0"/>
+          <w:sz w:val="22"/>
+        </w:rPr>
+        <w:t>•  Week 5 — Automated scoring: every collected response scored by an LLM judge against explicit 0–5 rubric anchors.</w:t>
+      </w:r>
+    </w:p>
+    <w:p>
+      <w:pPr>
+        <w:spacing w:after="200" w:line="300"/>
+        <w:jc w:val="both"/>
+      </w:pPr>
+      <w:r>
+        <w:rPr>
+          <w:rFonts w:ascii="Times New Roman" w:hAnsi="Times New Roman"/>
+          <w:b w:val="0"/>
+          <w:i w:val="0"/>
+          <w:sz w:val="22"/>
+        </w:rPr>
+        <w:t>•  Week 6 — Human-in-the-loop validation: three independent human raters scored a stratified sample, compared against the automated judge and each other.</w:t>
+      </w:r>
+    </w:p>
+    <w:p>
+      <w:pPr>
+        <w:spacing w:after="200" w:line="300"/>
+        <w:jc w:val="both"/>
+      </w:pPr>
+      <w:r>
+        <w:rPr>
+          <w:rFonts w:ascii="Times New Roman" w:hAnsi="Times New Roman"/>
+          <w:b w:val="0"/>
+          <w:i w:val="0"/>
+          <w:sz w:val="22"/>
+        </w:rPr>
+        <w:t>•  Week 7 — Statistical analysis: reliability, confidence intervals, hypothesis testing, correlation, and regression computed on the real scored dataset.</w:t>
+      </w:r>
+    </w:p>
+    <w:p>
+      <w:pPr>
+        <w:spacing w:after="200" w:line="300"/>
+        <w:jc w:val="both"/>
+      </w:pPr>
+      <w:r>
+        <w:rPr>
+          <w:rFonts w:ascii="Times New Roman" w:hAnsi="Times New Roman"/>
+          <w:b w:val="0"/>
+          <w:i w:val="0"/>
+          <w:sz w:val="22"/>
+        </w:rPr>
+        <w:t>•  Week 8 — Compilation: this final report, the accompanying presentation, and the reproducibility package.</w:t>
+      </w:r>
+    </w:p>
+    <w:p>
+      <w:pPr>
+        <w:pStyle w:val="Heading2"/>
+        <w:spacing w:after="200" w:line="300"/>
+      </w:pPr>
+      <w:r>
+        <w:rPr>
+          <w:rFonts w:ascii="Times New Roman" w:hAnsi="Times New Roman"/>
+          <w:b/>
+          <w:i w:val="0"/>
+          <w:color w:val="1F1F1F"/>
+          <w:sz w:val="28"/>
+        </w:rPr>
+        <w:t>Processes and Their Results</w:t>
+      </w:r>
+    </w:p>
+    <w:p>
+      <w:pPr>
+        <w:spacing w:after="200" w:line="300"/>
+        <w:jc w:val="both"/>
+      </w:pPr>
+      <w:r>
+        <w:rPr>
+          <w:rFonts w:ascii="Times New Roman" w:hAnsi="Times New Roman"/>
+          <w:b w:val="0"/>
+          <w:i w:val="0"/>
+          <w:sz w:val="22"/>
+        </w:rPr>
+        <w:t>Each phase above produced a concrete, verifiable artifact rather than an intermediate abstraction: a validated dataset (Week 3), 900 real scored responses (Weeks 4–5), a quantified measure of how much the automated judge agrees with independent human raters (Week 6, κ = 0.20–0.23), and a full set of hypothesis tests with exact p-values and effect sizes (Week 7). These results are reported in full, with real figures throughout, in Sections 4 through 6 of this report.</w:t>
+      </w:r>
+    </w:p>
+    <w:p>
+      <w:pPr>
+        <w:pStyle w:val="Heading2"/>
+        <w:spacing w:after="200" w:line="300"/>
+      </w:pPr>
+      <w:r>
+        <w:rPr>
+          <w:rFonts w:ascii="Times New Roman" w:hAnsi="Times New Roman"/>
+          <w:b/>
+          <w:i w:val="0"/>
+          <w:color w:val="1F1F1F"/>
+          <w:sz w:val="28"/>
+        </w:rPr>
+        <w:t>Compilation and Results</w:t>
+      </w:r>
+    </w:p>
+    <w:p>
+      <w:pPr>
+        <w:spacing w:after="200" w:line="300"/>
+        <w:jc w:val="both"/>
+      </w:pPr>
+      <w:r>
+        <w:rPr>
+          <w:rFonts w:ascii="Times New Roman" w:hAnsi="Times New Roman"/>
+          <w:b w:val="0"/>
+          <w:i w:val="0"/>
+          <w:sz w:val="22"/>
+        </w:rPr>
+        <w:t>The headline empirical result of this study is that Groq's hosted model achieved the highest mean composite score, the lowest score variance across repeated calls, and the study's one statistically significant, large-effect finding: a confirmed advantage over Mistral in hallucination resistance (p = 0.01, d = 0.84). This report, the accompanying fifteen-slide presentation, and the full reproducibility package (Appendix B) together constitute the Week 8 deliverable specified in the project proposal.</w:t>
+      </w:r>
+    </w:p>
+    <w:p>
       <w:r>
         <w:br w:type="page"/>
       </w:r>
@@ -237,13 +528,33 @@
       </w:pPr>
       <w:r>
         <w:rPr>
+          <w:rFonts w:ascii="Times New Roman" w:hAnsi="Times New Roman"/>
+          <w:sz w:val="22"/>
+        </w:rPr>
+        <w:t>Preface</w:t>
+        <w:tab/>
+        <w:t>2</w:t>
+      </w:r>
+    </w:p>
+    <w:p>
+      <w:pPr>
+        <w:tabs>
+          <w:tab w:val="right" w:pos="9350" w:leader="dot"/>
+        </w:tabs>
+        <w:spacing w:after="120"/>
+        <w:ind w:left="0"/>
+      </w:pPr>
+      <w:r>
+        <w:rPr>
           <w:rFonts w:ascii="Times New Roman" w:cs="Times New Roman" w:eastAsia="Times New Roman" w:hAnsi="Times New Roman"/>
           <w:b/>
           <w:bCs/>
           <w:sz w:val="22"/>
           <w:szCs w:val="22"/>
         </w:rPr>
-        <w:t xml:space="preserve">1. Introduction	5</w:t>
+        <w:t>1. Introduction</w:t>
+        <w:tab/>
+        <w:t>7</w:t>
       </w:r>
     </w:p>
     <w:p>
@@ -262,7 +573,9 @@
           <w:sz w:val="20"/>
           <w:szCs w:val="20"/>
         </w:rPr>
-        <w:t xml:space="preserve">1.1 Motivation	5</w:t>
+        <w:t>1.1 Motivation</w:t>
+        <w:tab/>
+        <w:t>7</w:t>
       </w:r>
     </w:p>
     <w:p>
@@ -281,7 +594,9 @@
           <w:sz w:val="20"/>
           <w:szCs w:val="20"/>
         </w:rPr>
-        <w:t xml:space="preserve">1.2 Problem Statement	5</w:t>
+        <w:t>1.2 Problem Statement</w:t>
+        <w:tab/>
+        <w:t>7</w:t>
       </w:r>
     </w:p>
     <w:p>
@@ -300,7 +615,9 @@
           <w:sz w:val="20"/>
           <w:szCs w:val="20"/>
         </w:rPr>
-        <w:t xml:space="preserve">1.3 Research Questions and Hypotheses	6</w:t>
+        <w:t>1.3 Research Questions and Hypotheses</w:t>
+        <w:tab/>
+        <w:t>8</w:t>
       </w:r>
     </w:p>
     <w:p>
@@ -319,7 +636,9 @@
           <w:sz w:val="20"/>
           <w:szCs w:val="20"/>
         </w:rPr>
-        <w:t xml:space="preserve">1.4 Contributions	6</w:t>
+        <w:t>1.4 Contributions</w:t>
+        <w:tab/>
+        <w:t>8</w:t>
       </w:r>
     </w:p>
     <w:p>
@@ -338,7 +657,9 @@
           <w:sz w:val="20"/>
           <w:szCs w:val="20"/>
         </w:rPr>
-        <w:t xml:space="preserve">1.5 Report Organization	7</w:t>
+        <w:t>1.5 Report Organization</w:t>
+        <w:tab/>
+        <w:t>9</w:t>
       </w:r>
     </w:p>
     <w:p>
@@ -357,7 +678,9 @@
           <w:sz w:val="20"/>
           <w:szCs w:val="20"/>
         </w:rPr>
-        <w:t xml:space="preserve">1.6 Scope and Delimitations	7</w:t>
+        <w:t>1.6 Scope and Delimitations</w:t>
+        <w:tab/>
+        <w:t>9</w:t>
       </w:r>
     </w:p>
     <w:p>
@@ -376,7 +699,9 @@
           <w:sz w:val="22"/>
           <w:szCs w:val="22"/>
         </w:rPr>
-        <w:t xml:space="preserve">2. Related Work and Background	9</w:t>
+        <w:t>2. Related Work and Background</w:t>
+        <w:tab/>
+        <w:t>11</w:t>
       </w:r>
     </w:p>
     <w:p>
@@ -395,7 +720,9 @@
           <w:sz w:val="20"/>
           <w:szCs w:val="20"/>
         </w:rPr>
-        <w:t xml:space="preserve">2.1 The Evolution of LLM Evaluation Methodology	9</w:t>
+        <w:t>2.1 The Evolution of LLM Evaluation Methodology</w:t>
+        <w:tab/>
+        <w:t>11</w:t>
       </w:r>
     </w:p>
     <w:p>
@@ -414,7 +741,9 @@
           <w:sz w:val="20"/>
           <w:szCs w:val="20"/>
         </w:rPr>
-        <w:t xml:space="preserve">2.2 LLM-as-Judge: Promise and Documented Limitations	9</w:t>
+        <w:t>2.2 LLM-as-Judge: Promise and Documented Limitations</w:t>
+        <w:tab/>
+        <w:t>11</w:t>
       </w:r>
     </w:p>
     <w:p>
@@ -433,7 +762,9 @@
           <w:sz w:val="20"/>
           <w:szCs w:val="20"/>
         </w:rPr>
-        <w:t xml:space="preserve">2.3 Inter-Rater Reliability Statistics	10</w:t>
+        <w:t>2.3 Inter-Rater Reliability Statistics</w:t>
+        <w:tab/>
+        <w:t>12</w:t>
       </w:r>
     </w:p>
     <w:p>
@@ -452,7 +783,9 @@
           <w:sz w:val="20"/>
           <w:szCs w:val="20"/>
         </w:rPr>
-        <w:t xml:space="preserve">2.4 Statistical Comparison of Groups Under Unequal Variance	10</w:t>
+        <w:t>2.4 Statistical Comparison of Groups Under Unequal Variance</w:t>
+        <w:tab/>
+        <w:t>12</w:t>
       </w:r>
     </w:p>
     <w:p>
@@ -471,7 +804,9 @@
           <w:sz w:val="20"/>
           <w:szCs w:val="20"/>
         </w:rPr>
-        <w:t xml:space="preserve">2.5 Free-Tier API Constraints as a Research Infrastructure Concern	11</w:t>
+        <w:t>2.5 Free-Tier API Constraints as a Research Infrastructure Concern</w:t>
+        <w:tab/>
+        <w:t>13</w:t>
       </w:r>
     </w:p>
     <w:p>
@@ -490,7 +825,9 @@
           <w:sz w:val="20"/>
           <w:szCs w:val="20"/>
         </w:rPr>
-        <w:t xml:space="preserve">2.6 Dataset Design Principles: Stratification and Category Coverage	11</w:t>
+        <w:t>2.6 Dataset Design Principles: Stratification and Category Coverage</w:t>
+        <w:tab/>
+        <w:t>13</w:t>
       </w:r>
     </w:p>
     <w:p>
@@ -509,7 +846,9 @@
           <w:sz w:val="20"/>
           <w:szCs w:val="20"/>
         </w:rPr>
-        <w:t xml:space="preserve">2.7 Statistical Power and Effect Size in Small-Sample Model Comparisons	12</w:t>
+        <w:t>2.7 Statistical Power and Effect Size in Small-Sample Model Comparisons</w:t>
+        <w:tab/>
+        <w:t>14</w:t>
       </w:r>
     </w:p>
     <w:p>
@@ -528,7 +867,9 @@
           <w:sz w:val="20"/>
           <w:szCs w:val="20"/>
         </w:rPr>
-        <w:t xml:space="preserve">2.8 Provider Architecture Diversity as an Evaluation Dimension	12</w:t>
+        <w:t>2.8 Provider Architecture Diversity as an Evaluation Dimension</w:t>
+        <w:tab/>
+        <w:t>14</w:t>
       </w:r>
     </w:p>
     <w:p>
@@ -547,7 +888,9 @@
           <w:sz w:val="20"/>
           <w:szCs w:val="20"/>
         </w:rPr>
-        <w:t xml:space="preserve">2.9 Measurement Theory: Ordinal Scoring and Its Statistical Consequences	13</w:t>
+        <w:t>2.9 Measurement Theory: Ordinal Scoring and Its Statistical Consequences</w:t>
+        <w:tab/>
+        <w:t>15</w:t>
       </w:r>
     </w:p>
     <w:p>
@@ -566,7 +909,9 @@
           <w:sz w:val="22"/>
           <w:szCs w:val="22"/>
         </w:rPr>
-        <w:t xml:space="preserve">3. Methodology (Fig. 1: Pipeline Overview)	14</w:t>
+        <w:t>3. Methodology (Fig. 1: Pipeline Overview)</w:t>
+        <w:tab/>
+        <w:t>16</w:t>
       </w:r>
     </w:p>
     <w:p>
@@ -585,7 +930,9 @@
           <w:sz w:val="20"/>
           <w:szCs w:val="20"/>
         </w:rPr>
-        <w:t xml:space="preserve">3.1 Dataset Design and Curation	14</w:t>
+        <w:t>3.1 Dataset Design and Curation</w:t>
+        <w:tab/>
+        <w:t>16</w:t>
       </w:r>
     </w:p>
     <w:p>
@@ -604,7 +951,9 @@
           <w:sz w:val="20"/>
           <w:szCs w:val="20"/>
         </w:rPr>
-        <w:t xml:space="preserve">3.2 Evaluation Rubric and Scoring Methodology	15</w:t>
+        <w:t>3.2 Evaluation Rubric and Scoring Methodology</w:t>
+        <w:tab/>
+        <w:t>17</w:t>
       </w:r>
     </w:p>
     <w:p>
@@ -623,7 +972,9 @@
           <w:sz w:val="20"/>
           <w:szCs w:val="20"/>
         </w:rPr>
-        <w:t xml:space="preserve">3.3 Experimental Design and Controlled Variables	16</w:t>
+        <w:t>3.3 Experimental Design and Controlled Variables</w:t>
+        <w:tab/>
+        <w:t>18</w:t>
       </w:r>
     </w:p>
     <w:p>
@@ -642,7 +993,9 @@
           <w:sz w:val="20"/>
           <w:szCs w:val="20"/>
         </w:rPr>
-        <w:t xml:space="preserve">3.4 Automation Architecture (Fig. 2)	16</w:t>
+        <w:t>3.4 Automation Architecture (Fig. 2)</w:t>
+        <w:tab/>
+        <w:t>18</w:t>
       </w:r>
     </w:p>
     <w:p>
@@ -661,7 +1014,9 @@
           <w:sz w:val="20"/>
           <w:szCs w:val="20"/>
         </w:rPr>
-        <w:t xml:space="preserve">3.5 Automated Scoring Pipeline	17</w:t>
+        <w:t>3.5 Automated Scoring Pipeline</w:t>
+        <w:tab/>
+        <w:t>19</w:t>
       </w:r>
     </w:p>
     <w:p>
@@ -680,7 +1035,9 @@
           <w:sz w:val="20"/>
           <w:szCs w:val="20"/>
         </w:rPr>
-        <w:t xml:space="preserve">3.6 Human-in-the-Loop Validation Design (Fig. 3)	18</w:t>
+        <w:t>3.6 Human-in-the-Loop Validation Design (Fig. 3)</w:t>
+        <w:tab/>
+        <w:t>20</w:t>
       </w:r>
     </w:p>
     <w:p>
@@ -699,7 +1056,9 @@
           <w:sz w:val="20"/>
           <w:szCs w:val="20"/>
         </w:rPr>
-        <w:t xml:space="preserve">3.7 Statistical Methods (2 Worked Examples)	19</w:t>
+        <w:t>3.7 Statistical Methods (2 Worked Examples)</w:t>
+        <w:tab/>
+        <w:t>21</w:t>
       </w:r>
     </w:p>
     <w:p>
@@ -718,7 +1077,9 @@
           <w:sz w:val="20"/>
           <w:szCs w:val="20"/>
         </w:rPr>
-        <w:t xml:space="preserve">3.8 Dataset Schema and Data Model	21</w:t>
+        <w:t>3.8 Dataset Schema and Data Model</w:t>
+        <w:tab/>
+        <w:t>23</w:t>
       </w:r>
     </w:p>
     <w:p>
@@ -737,7 +1098,9 @@
           <w:sz w:val="20"/>
           <w:szCs w:val="20"/>
         </w:rPr>
-        <w:t xml:space="preserve">3.9 Project Execution Timeline	22</w:t>
+        <w:t>3.9 Project Execution Timeline</w:t>
+        <w:tab/>
+        <w:t>24</w:t>
       </w:r>
     </w:p>
     <w:p>
@@ -756,7 +1119,9 @@
           <w:sz w:val="20"/>
           <w:szCs w:val="20"/>
         </w:rPr>
-        <w:t xml:space="preserve">3.10 Prompt Authoring and Validation Process	22</w:t>
+        <w:t>3.10 Prompt Authoring and Validation Process</w:t>
+        <w:tab/>
+        <w:t>24</w:t>
       </w:r>
     </w:p>
     <w:p>
@@ -775,7 +1140,9 @@
           <w:sz w:val="20"/>
           <w:szCs w:val="20"/>
         </w:rPr>
-        <w:t xml:space="preserve">3.11 Prompt Wording Sensitivity and Consistency Controls	23</w:t>
+        <w:t>3.11 Prompt Wording Sensitivity and Consistency Controls</w:t>
+        <w:tab/>
+        <w:t>25</w:t>
       </w:r>
     </w:p>
     <w:p>
@@ -794,7 +1161,9 @@
           <w:sz w:val="20"/>
           <w:szCs w:val="20"/>
         </w:rPr>
-        <w:t xml:space="preserve">3.12 Capability as a Theoretical Construct	23</w:t>
+        <w:t>3.12 Capability as a Theoretical Construct</w:t>
+        <w:tab/>
+        <w:t>25</w:t>
       </w:r>
     </w:p>
     <w:p>
@@ -813,7 +1182,9 @@
           <w:sz w:val="22"/>
           <w:szCs w:val="22"/>
         </w:rPr>
-        <w:t xml:space="preserve">4. Experimental Setup and Operational Findings (Fig. 4)	25</w:t>
+        <w:t>4. Experimental Setup and Operational Findings (Fig. 4)</w:t>
+        <w:tab/>
+        <w:t>27</w:t>
       </w:r>
     </w:p>
     <w:p>
@@ -832,7 +1203,9 @@
           <w:sz w:val="20"/>
           <w:szCs w:val="20"/>
         </w:rPr>
-        <w:t xml:space="preserve">4.1 Environment and Reproducibility	25</w:t>
+        <w:t>4.1 Environment and Reproducibility</w:t>
+        <w:tab/>
+        <w:t>27</w:t>
       </w:r>
     </w:p>
     <w:p>
@@ -851,7 +1224,9 @@
           <w:sz w:val="20"/>
           <w:szCs w:val="20"/>
         </w:rPr>
-        <w:t xml:space="preserve">4.2 Provider Selection and Incident History	25</w:t>
+        <w:t>4.2 Provider Selection and Incident History</w:t>
+        <w:tab/>
+        <w:t>27</w:t>
       </w:r>
     </w:p>
     <w:p>
@@ -870,7 +1245,9 @@
           <w:sz w:val="20"/>
           <w:szCs w:val="20"/>
         </w:rPr>
-        <w:t xml:space="preserve">4.3 Experimental Procedure	27</w:t>
+        <w:t>4.3 Experimental Procedure</w:t>
+        <w:tab/>
+        <w:t>29</w:t>
       </w:r>
     </w:p>
     <w:p>
@@ -889,7 +1266,9 @@
           <w:sz w:val="20"/>
           <w:szCs w:val="20"/>
         </w:rPr>
-        <w:t xml:space="preserve">4.4 Lessons Learned Across the Incident History	27</w:t>
+        <w:t>4.4 Lessons Learned Across the Incident History</w:t>
+        <w:tab/>
+        <w:t>30</w:t>
       </w:r>
     </w:p>
     <w:p>
@@ -908,7 +1287,9 @@
           <w:sz w:val="22"/>
           <w:szCs w:val="22"/>
         </w:rPr>
-        <w:t xml:space="preserve">5. Results	29</w:t>
+        <w:t>5. Results</w:t>
+        <w:tab/>
+        <w:t>31</w:t>
       </w:r>
     </w:p>
     <w:p>
@@ -927,7 +1308,9 @@
           <w:sz w:val="20"/>
           <w:szCs w:val="20"/>
         </w:rPr>
-        <w:t xml:space="preserve">5.1 Reliability: Score Consistency Across Repeated Calls (Fig. 5)	29</w:t>
+        <w:t>5.1 Reliability: Score Consistency Across Repeated Calls (Fig. 5)</w:t>
+        <w:tab/>
+        <w:t>31</w:t>
       </w:r>
     </w:p>
     <w:p>
@@ -946,7 +1329,9 @@
           <w:sz w:val="20"/>
           <w:szCs w:val="20"/>
         </w:rPr>
-        <w:t xml:space="preserve">5.2 Confidence Intervals on Mean Composite Score (Fig. 6)	30</w:t>
+        <w:t>5.2 Confidence Intervals on Mean Composite Score (Fig. 6)</w:t>
+        <w:tab/>
+        <w:t>32</w:t>
       </w:r>
     </w:p>
     <w:p>
@@ -965,7 +1350,9 @@
           <w:sz w:val="20"/>
           <w:szCs w:val="20"/>
         </w:rPr>
-        <w:t xml:space="preserve">5.3 Hypothesis Testing (Fig. 7)	30</w:t>
+        <w:t>5.3 Hypothesis Testing (Fig. 7)</w:t>
+        <w:tab/>
+        <w:t>32</w:t>
       </w:r>
     </w:p>
     <w:p>
@@ -984,7 +1371,9 @@
           <w:sz w:val="20"/>
           <w:szCs w:val="20"/>
         </w:rPr>
-        <w:t xml:space="preserve">5.4 Correlation and Regression Analysis	32</w:t>
+        <w:t>5.4 Correlation and Regression Analysis</w:t>
+        <w:tab/>
+        <w:t>34</w:t>
       </w:r>
     </w:p>
     <w:p>
@@ -1003,7 +1392,9 @@
           <w:sz w:val="20"/>
           <w:szCs w:val="20"/>
         </w:rPr>
-        <w:t xml:space="preserve">5.5 Inter-Rater Agreement	33</w:t>
+        <w:t>5.5 Inter-Rater Agreement</w:t>
+        <w:tab/>
+        <w:t>35</w:t>
       </w:r>
     </w:p>
     <w:p>
@@ -1022,7 +1413,9 @@
           <w:sz w:val="20"/>
           <w:szCs w:val="20"/>
         </w:rPr>
-        <w:t xml:space="preserve">5.6 Synthesis Across the Statistical Analyses	34</w:t>
+        <w:t>5.6 Synthesis Across the Statistical Analyses</w:t>
+        <w:tab/>
+        <w:t>36</w:t>
       </w:r>
     </w:p>
     <w:p>
@@ -1041,7 +1434,9 @@
           <w:sz w:val="22"/>
           <w:szCs w:val="22"/>
         </w:rPr>
-        <w:t xml:space="preserve">6. Discussion	35</w:t>
+        <w:t>6. Discussion</w:t>
+        <w:tab/>
+        <w:t>37</w:t>
       </w:r>
     </w:p>
     <w:p>
@@ -1060,7 +1455,9 @@
           <w:sz w:val="20"/>
           <w:szCs w:val="20"/>
         </w:rPr>
-        <w:t xml:space="preserve">6.1 Overall Provider Comparison	35</w:t>
+        <w:t>6.1 Overall Provider Comparison</w:t>
+        <w:tab/>
+        <w:t>37</w:t>
       </w:r>
     </w:p>
     <w:p>
@@ -1079,7 +1476,9 @@
           <w:sz w:val="20"/>
           <w:szCs w:val="20"/>
         </w:rPr>
-        <w:t xml:space="preserve">6.2 On the Confirmed Finding: Hallucination Resistance	35</w:t>
+        <w:t>6.2 On the Confirmed Finding: Hallucination Resistance</w:t>
+        <w:tab/>
+        <w:t>37</w:t>
       </w:r>
     </w:p>
     <w:p>
@@ -1098,7 +1497,9 @@
           <w:sz w:val="20"/>
           <w:szCs w:val="20"/>
         </w:rPr>
-        <w:t xml:space="preserve">6.3 Threats to Validity (Fig. 8)	36</w:t>
+        <w:t>6.3 Threats to Validity (Fig. 8)</w:t>
+        <w:tab/>
+        <w:t>38</w:t>
       </w:r>
     </w:p>
     <w:p>
@@ -1117,7 +1518,9 @@
           <w:sz w:val="20"/>
           <w:szCs w:val="20"/>
         </w:rPr>
-        <w:t xml:space="preserve">6.3.1 Construct Validity	36</w:t>
+        <w:t>6.3.1 Construct Validity</w:t>
+        <w:tab/>
+        <w:t>38</w:t>
       </w:r>
     </w:p>
     <w:p>
@@ -1136,7 +1539,9 @@
           <w:sz w:val="20"/>
           <w:szCs w:val="20"/>
         </w:rPr>
-        <w:t xml:space="preserve">6.3.2 Internal Validity	36</w:t>
+        <w:t>6.3.2 Internal Validity</w:t>
+        <w:tab/>
+        <w:t>38</w:t>
       </w:r>
     </w:p>
     <w:p>
@@ -1155,7 +1560,9 @@
           <w:sz w:val="20"/>
           <w:szCs w:val="20"/>
         </w:rPr>
-        <w:t xml:space="preserve">6.3.3 External Validity	37</w:t>
+        <w:t>6.3.3 External Validity</w:t>
+        <w:tab/>
+        <w:t>39</w:t>
       </w:r>
     </w:p>
     <w:p>
@@ -1174,7 +1581,9 @@
           <w:sz w:val="20"/>
           <w:szCs w:val="20"/>
         </w:rPr>
-        <w:t xml:space="preserve">6.3.4 Conclusion Validity	37</w:t>
+        <w:t>6.3.4 Conclusion Validity</w:t>
+        <w:tab/>
+        <w:t>39</w:t>
       </w:r>
     </w:p>
     <w:p>
@@ -1193,7 +1602,9 @@
           <w:sz w:val="20"/>
           <w:szCs w:val="20"/>
         </w:rPr>
-        <w:t xml:space="preserve">6.4 Implications for LLM-as-Judge Methodology	37</w:t>
+        <w:t>6.4 Implications for LLM-as-Judge Methodology</w:t>
+        <w:tab/>
+        <w:t>39</w:t>
       </w:r>
     </w:p>
     <w:p>
@@ -1212,7 +1623,9 @@
           <w:sz w:val="20"/>
           <w:szCs w:val="20"/>
         </w:rPr>
-        <w:t xml:space="preserve">6.5 Practical Implications for Model Selection	38</w:t>
+        <w:t>6.5 Practical Implications for Model Selection</w:t>
+        <w:tab/>
+        <w:t>40</w:t>
       </w:r>
     </w:p>
     <w:p>
@@ -1231,7 +1644,9 @@
           <w:sz w:val="20"/>
           <w:szCs w:val="20"/>
         </w:rPr>
-        <w:t xml:space="preserve">6.6 On the Equal-Category-Weighting Design Choice	38</w:t>
+        <w:t>6.6 On the Equal-Category-Weighting Design Choice</w:t>
+        <w:tab/>
+        <w:t>40</w:t>
       </w:r>
     </w:p>
     <w:p>
@@ -1250,7 +1665,9 @@
           <w:sz w:val="20"/>
           <w:szCs w:val="20"/>
         </w:rPr>
-        <w:t xml:space="preserve">6.7 On the Value of Decomposed, Multi-Criterion Scoring	39</w:t>
+        <w:t>6.7 On the Value of Decomposed, Multi-Criterion Scoring</w:t>
+        <w:tab/>
+        <w:t>41</w:t>
       </w:r>
     </w:p>
     <w:p>
@@ -1269,7 +1686,9 @@
           <w:sz w:val="20"/>
           <w:szCs w:val="20"/>
         </w:rPr>
-        <w:t xml:space="preserve">6.8 Comparison Against Anticipated Outcomes	39</w:t>
+        <w:t>6.8 Comparison Against Anticipated Outcomes</w:t>
+        <w:tab/>
+        <w:t>41</w:t>
       </w:r>
     </w:p>
     <w:p>
@@ -1288,7 +1707,9 @@
           <w:sz w:val="20"/>
           <w:szCs w:val="20"/>
         </w:rPr>
-        <w:t xml:space="preserve">6.9 A Bias–Variance Framing of the Reliability and Accuracy Findings	39</w:t>
+        <w:t>6.9 A Bias–Variance Framing of the Reliability and Accuracy Findings</w:t>
+        <w:tab/>
+        <w:t>41</w:t>
       </w:r>
     </w:p>
     <w:p>
@@ -1307,7 +1728,9 @@
           <w:sz w:val="20"/>
           <w:szCs w:val="20"/>
         </w:rPr>
-        <w:t xml:space="preserve">6.10 Recommendations for Future Benchmarking Efforts	40</w:t>
+        <w:t>6.10 Recommendations for Future Benchmarking Efforts</w:t>
+        <w:tab/>
+        <w:t>42</w:t>
       </w:r>
     </w:p>
     <w:p>
@@ -1326,7 +1749,9 @@
           <w:sz w:val="22"/>
           <w:szCs w:val="22"/>
         </w:rPr>
-        <w:t xml:space="preserve">7. Ethical Considerations	41</w:t>
+        <w:t>7. Ethical Considerations</w:t>
+        <w:tab/>
+        <w:t>43</w:t>
       </w:r>
     </w:p>
     <w:p>
@@ -1345,7 +1770,9 @@
           <w:sz w:val="22"/>
           <w:szCs w:val="22"/>
         </w:rPr>
-        <w:t xml:space="preserve">8. Conclusion and Future Work	44</w:t>
+        <w:t>8. Conclusion and Future Work</w:t>
+        <w:tab/>
+        <w:t>46</w:t>
       </w:r>
     </w:p>
     <w:p>
@@ -1364,7 +1791,9 @@
           <w:sz w:val="20"/>
           <w:szCs w:val="20"/>
         </w:rPr>
-        <w:t xml:space="preserve">8.1 Future Work	44</w:t>
+        <w:t>8.1 Future Work</w:t>
+        <w:tab/>
+        <w:t>46</w:t>
       </w:r>
     </w:p>
     <w:p>
@@ -1383,7 +1812,9 @@
           <w:sz w:val="22"/>
           <w:szCs w:val="22"/>
         </w:rPr>
-        <w:t xml:space="preserve">References	46</w:t>
+        <w:t>References</w:t>
+        <w:tab/>
+        <w:t>48</w:t>
       </w:r>
     </w:p>
     <w:p>
@@ -1402,7 +1833,9 @@
           <w:sz w:val="22"/>
           <w:szCs w:val="22"/>
         </w:rPr>
-        <w:t xml:space="preserve">Appendix A: Summary of Statistical Formulas	47</w:t>
+        <w:t>Appendix A: Summary of Statistical Formulas</w:t>
+        <w:tab/>
+        <w:t>49</w:t>
       </w:r>
     </w:p>
     <w:p>
@@ -1421,7 +1854,9 @@
           <w:sz w:val="22"/>
           <w:szCs w:val="22"/>
         </w:rPr>
-        <w:t xml:space="preserve">Appendix B: Reproducibility Package	48</w:t>
+        <w:t>Appendix B: Reproducibility Package</w:t>
+        <w:tab/>
+        <w:t>50</w:t>
       </w:r>
     </w:p>
     <w:p>
@@ -1440,7 +1875,9 @@
           <w:sz w:val="22"/>
           <w:szCs w:val="22"/>
         </w:rPr>
-        <w:t xml:space="preserve">Appendix C: Representative Dataset Examples	49</w:t>
+        <w:t>Appendix C: Representative Dataset Examples</w:t>
+        <w:tab/>
+        <w:t>51</w:t>
       </w:r>
     </w:p>
     <w:p>
@@ -1459,7 +1896,9 @@
           <w:sz w:val="22"/>
           <w:szCs w:val="22"/>
         </w:rPr>
-        <w:t xml:space="preserve">Appendix D: Extended Rubric Application Walkthrough	49</w:t>
+        <w:t>Appendix D: Extended Rubric Application Walkthrough</w:t>
+        <w:tab/>
+        <w:t>51</w:t>
       </w:r>
     </w:p>
     <w:p>
@@ -1478,7 +1917,9 @@
           <w:sz w:val="22"/>
           <w:szCs w:val="22"/>
         </w:rPr>
-        <w:t xml:space="preserve">Appendix E: Glossary of Terms	51</w:t>
+        <w:t>Appendix E: Glossary of Terms</w:t>
+        <w:tab/>
+        <w:t>53</w:t>
       </w:r>
     </w:p>
     <w:p>
@@ -1497,7 +1938,9 @@
           <w:sz w:val="22"/>
           <w:szCs w:val="22"/>
         </w:rPr>
-        <w:t xml:space="preserve">Appendix F: Derivations of Key Statistical Formulas	52</w:t>
+        <w:t>Appendix F: Derivations of Key Statistical Formulas</w:t>
+        <w:tab/>
+        <w:t>54</w:t>
       </w:r>
     </w:p>
     <w:p>
@@ -3665,6 +4108,21 @@
           <w:szCs w:val="22"/>
         </w:rPr>
         <w:t xml:space="preserve">This blind-scoring design directly addresses a specific validity threat: anchoring bias, a well-documented phenomenon in which a human evaluator's independent judgment is measurably pulled toward a previously seen reference value, even when that evaluator consciously attempts to disregard it. Had the automated judge's scores been visible to human raters during scoring, any resulting agreement between human and automated scores would be confounded with this anchoring effect, making it impossible to distinguish genuine convergent judgment from raters simply gravitating toward a number they had already seen. By withholding the judge's scores entirely throughout the scoring process, the agreement statistics reported in Section 5.5 can be interpreted as evidence of genuine, independent convergence between human and automated judgment, rather than an artifact of the measurement procedure itself.</w:t>
+      </w:r>
+    </w:p>
+    <w:p>
+      <w:pPr>
+        <w:pStyle w:val="ListParagraph"/>
+        <w:spacing w:after="200" w:line="300"/>
+        <w:jc w:val="both"/>
+      </w:pPr>
+      <w:r>
+        <w:rPr>
+          <w:rFonts w:ascii="Times New Roman" w:hAnsi="Times New Roman"/>
+          <w:i w:val="0"/>
+          <w:sz w:val="22"/>
+        </w:rPr>
+        <w:t>Each rater's complete, independently-completed response — all ninety scored items with per-criterion scores and written justifications — is provided as a separate accompanying document: Rater1_Response_Form.docx, Rater2_Response_Form.docx, and Rater3_Response_Form.docx. A cover sheet summarizing the exercise (study subject, distribution and response counts, and participating-rater identification) is provided separately as Cover_Sheet.docx. Personal contact details for the raters have been redacted from all four documents.</w:t>
       </w:r>
     </w:p>
     <w:p>

--- a/06_Final_Report/Final_Research_Report.docx
+++ b/06_Final_Report/Final_Research_Report.docx
@@ -69,15 +69,7 @@
         <w:t xml:space="preserve">Student of BS in </w:t>
       </w:r>
       <w:r>
-        <w:t xml:space="preserve">Computer </w:t>
-      </w:r>
-      <w:proofErr w:type="gramStart"/>
-      <w:r>
-        <w:t>Science ,</w:t>
-      </w:r>
-      <w:proofErr w:type="gramEnd"/>
-      <w:r>
-        <w:t xml:space="preserve"> Institute of Space Technology (KICSIT)</w:t>
+        <w:t>Computer Science , Institute of Space Technology (KICSIT)</w:t>
       </w:r>
     </w:p>
     <w:p>
@@ -2724,15 +2716,8 @@
     </w:p>
     <w:p>
       <w:r>
-        <w:lastRenderedPageBreak/>
         <w:br w:type="page"/>
       </w:r>
-    </w:p>
-    <w:p>
-      <w:pPr>
-        <w:pStyle w:val="Heading1"/>
-        <w:spacing w:before="480" w:after="240"/>
-      </w:pPr>
       <w:r>
         <w:rPr>
           <w:b/>

--- a/06_Final_Report/Final_Research_Report.docx
+++ b/06_Final_Report/Final_Research_Report.docx
@@ -69,7 +69,15 @@
         <w:t xml:space="preserve">Student of BS in </w:t>
       </w:r>
       <w:r>
-        <w:t>Computer Science , Institute of Space Technology (KICSIT)</w:t>
+        <w:t xml:space="preserve">Computer </w:t>
+      </w:r>
+      <w:proofErr w:type="gramStart"/>
+      <w:r>
+        <w:t>Science ,</w:t>
+      </w:r>
+      <w:proofErr w:type="gramEnd"/>
+      <w:r>
+        <w:t xml:space="preserve"> Institute of Space Technology (KICSIT)</w:t>
       </w:r>
     </w:p>
     <w:p>
@@ -14855,6 +14863,11 @@
       <w:pPr>
         <w:spacing w:after="200" w:line="300" w:lineRule="auto"/>
         <w:jc w:val="both"/>
+        <w:rPr>
+          <w:sz w:val="22"/>
+          <w:szCs w:val="22"/>
+          <w:lang w:val="en-US"/>
+        </w:rPr>
       </w:pPr>
       <w:r>
         <w:rPr>
@@ -14864,6 +14877,252 @@
         <w:lastRenderedPageBreak/>
         <w:t>Note that the numerator of the slope formula is identical to the numerator of the Pearson correlation coefficient (Section 3.7); the two quantities differ only in their denominator, with the regression slope's denominator depending solely on the variance of the predictor (difficulty tier), while the correlation coefficient's denominator additionally normalizes by the variance of the outcome (score). This relationship explains why, throughout Section 5.4, categories or providers with a stronger difficulty–score correlation also tend to exhibit a steeper regression slope: both statistics are derived from the same underlying covariance term.</w:t>
       </w:r>
+    </w:p>
+    <w:p>
+      <w:pPr>
+        <w:spacing w:after="200" w:line="300" w:lineRule="auto"/>
+        <w:jc w:val="both"/>
+        <w:rPr>
+          <w:sz w:val="22"/>
+          <w:szCs w:val="22"/>
+          <w:lang w:val="en-US"/>
+        </w:rPr>
+      </w:pPr>
+    </w:p>
+    <w:p>
+      <w:pPr>
+        <w:spacing w:after="200" w:line="300" w:lineRule="auto"/>
+        <w:jc w:val="both"/>
+        <w:rPr>
+          <w:sz w:val="22"/>
+          <w:szCs w:val="22"/>
+          <w:lang w:val="en-US"/>
+        </w:rPr>
+      </w:pPr>
+    </w:p>
+    <w:p>
+      <w:pPr>
+        <w:spacing w:after="200" w:line="300" w:lineRule="auto"/>
+        <w:jc w:val="both"/>
+        <w:rPr>
+          <w:sz w:val="22"/>
+          <w:szCs w:val="22"/>
+          <w:lang w:val="en-US"/>
+        </w:rPr>
+      </w:pPr>
+    </w:p>
+    <w:p>
+      <w:pPr>
+        <w:spacing w:after="200" w:line="300" w:lineRule="auto"/>
+        <w:jc w:val="both"/>
+        <w:rPr>
+          <w:sz w:val="22"/>
+          <w:szCs w:val="22"/>
+          <w:lang w:val="en-US"/>
+        </w:rPr>
+      </w:pPr>
+    </w:p>
+    <w:p>
+      <w:pPr>
+        <w:spacing w:after="200" w:line="300" w:lineRule="auto"/>
+        <w:jc w:val="both"/>
+        <w:rPr>
+          <w:sz w:val="22"/>
+          <w:szCs w:val="22"/>
+          <w:lang w:val="en-US"/>
+        </w:rPr>
+      </w:pPr>
+    </w:p>
+    <w:p>
+      <w:pPr>
+        <w:spacing w:after="200" w:line="300" w:lineRule="auto"/>
+        <w:jc w:val="both"/>
+        <w:rPr>
+          <w:sz w:val="22"/>
+          <w:szCs w:val="22"/>
+          <w:lang w:val="en-US"/>
+        </w:rPr>
+      </w:pPr>
+    </w:p>
+    <w:p>
+      <w:pPr>
+        <w:spacing w:after="200" w:line="300" w:lineRule="auto"/>
+        <w:jc w:val="both"/>
+        <w:rPr>
+          <w:sz w:val="22"/>
+          <w:szCs w:val="22"/>
+          <w:lang w:val="en-US"/>
+        </w:rPr>
+      </w:pPr>
+    </w:p>
+    <w:p>
+      <w:pPr>
+        <w:spacing w:after="200" w:line="300" w:lineRule="auto"/>
+        <w:jc w:val="both"/>
+        <w:rPr>
+          <w:sz w:val="22"/>
+          <w:szCs w:val="22"/>
+          <w:lang w:val="en-US"/>
+        </w:rPr>
+      </w:pPr>
+    </w:p>
+    <w:p>
+      <w:pPr>
+        <w:spacing w:after="200" w:line="300" w:lineRule="auto"/>
+        <w:jc w:val="both"/>
+        <w:rPr>
+          <w:sz w:val="22"/>
+          <w:szCs w:val="22"/>
+          <w:lang w:val="en-US"/>
+        </w:rPr>
+      </w:pPr>
+    </w:p>
+    <w:p>
+      <w:pPr>
+        <w:spacing w:after="200" w:line="300" w:lineRule="auto"/>
+        <w:jc w:val="both"/>
+        <w:rPr>
+          <w:sz w:val="22"/>
+          <w:szCs w:val="22"/>
+          <w:lang w:val="en-US"/>
+        </w:rPr>
+      </w:pPr>
+    </w:p>
+    <w:p>
+      <w:pPr>
+        <w:spacing w:after="200" w:line="300" w:lineRule="auto"/>
+        <w:jc w:val="both"/>
+        <w:rPr>
+          <w:sz w:val="22"/>
+          <w:szCs w:val="22"/>
+          <w:lang w:val="en-US"/>
+        </w:rPr>
+      </w:pPr>
+    </w:p>
+    <w:p>
+      <w:pPr>
+        <w:spacing w:after="200" w:line="300" w:lineRule="auto"/>
+        <w:jc w:val="both"/>
+        <w:rPr>
+          <w:sz w:val="22"/>
+          <w:szCs w:val="22"/>
+          <w:lang w:val="en-US"/>
+        </w:rPr>
+      </w:pPr>
+    </w:p>
+    <w:p>
+      <w:pPr>
+        <w:spacing w:after="200" w:line="300" w:lineRule="auto"/>
+        <w:jc w:val="both"/>
+        <w:rPr>
+          <w:sz w:val="22"/>
+          <w:szCs w:val="22"/>
+          <w:lang w:val="en-US"/>
+        </w:rPr>
+      </w:pPr>
+    </w:p>
+    <w:p>
+      <w:pPr>
+        <w:spacing w:after="200" w:line="300" w:lineRule="auto"/>
+        <w:jc w:val="both"/>
+        <w:rPr>
+          <w:sz w:val="22"/>
+          <w:szCs w:val="22"/>
+          <w:lang w:val="en-US"/>
+        </w:rPr>
+      </w:pPr>
+    </w:p>
+    <w:p>
+      <w:pPr>
+        <w:spacing w:after="200" w:line="300" w:lineRule="auto"/>
+        <w:jc w:val="both"/>
+        <w:rPr>
+          <w:sz w:val="22"/>
+          <w:szCs w:val="22"/>
+          <w:lang w:val="en-US"/>
+        </w:rPr>
+      </w:pPr>
+    </w:p>
+    <w:p>
+      <w:pPr>
+        <w:spacing w:after="200" w:line="300" w:lineRule="auto"/>
+        <w:jc w:val="both"/>
+        <w:rPr>
+          <w:sz w:val="22"/>
+          <w:szCs w:val="22"/>
+          <w:lang w:val="en-US"/>
+        </w:rPr>
+      </w:pPr>
+    </w:p>
+    <w:p>
+      <w:pPr>
+        <w:spacing w:after="200" w:line="300" w:lineRule="auto"/>
+        <w:jc w:val="both"/>
+        <w:rPr>
+          <w:b/>
+          <w:bCs/>
+          <w:sz w:val="22"/>
+          <w:szCs w:val="22"/>
+          <w:lang w:val="en-US"/>
+        </w:rPr>
+      </w:pPr>
+      <w:r>
+        <w:rPr>
+          <w:b/>
+          <w:bCs/>
+          <w:sz w:val="22"/>
+          <w:szCs w:val="22"/>
+          <w:lang w:val="en-US"/>
+        </w:rPr>
+        <w:t>GitHub</w:t>
+      </w:r>
+      <w:r>
+        <w:rPr>
+          <w:b/>
+          <w:bCs/>
+          <w:sz w:val="22"/>
+          <w:szCs w:val="22"/>
+          <w:lang w:val="en-US"/>
+        </w:rPr>
+        <w:t xml:space="preserve"> </w:t>
+      </w:r>
+      <w:r>
+        <w:rPr>
+          <w:b/>
+          <w:bCs/>
+          <w:sz w:val="22"/>
+          <w:szCs w:val="22"/>
+          <w:lang w:val="en-US"/>
+        </w:rPr>
+        <w:t>Repository link:</w:t>
+      </w:r>
+      <w:r>
+        <w:rPr>
+          <w:b/>
+          <w:bCs/>
+          <w:sz w:val="22"/>
+          <w:szCs w:val="22"/>
+          <w:lang w:val="en-US"/>
+        </w:rPr>
+        <w:t xml:space="preserve">   </w:t>
+      </w:r>
+      <w:r>
+        <w:rPr>
+          <w:lang w:val="en-US"/>
+        </w:rPr>
+        <w:t>https://github.com/jazibasad/LLM-Benchmarking-Framework.git</w:t>
+      </w:r>
+    </w:p>
+    <w:p>
+      <w:pPr>
+        <w:spacing w:after="200" w:line="300" w:lineRule="auto"/>
+        <w:jc w:val="both"/>
+        <w:rPr>
+          <w:sz w:val="22"/>
+          <w:szCs w:val="22"/>
+          <w:lang w:val="en-US"/>
+        </w:rPr>
+      </w:pPr>
     </w:p>
     <w:sectPr>
       <w:headerReference w:type="default" r:id="rId17"/>
